--- a/public/fun/forms/이력서_치과위생사·치과행정_8_신입활동형.docx
+++ b/public/fun/forms/이력서_치과위생사·치과행정_8_신입활동형.docx
@@ -426,7 +426,19 @@
             <w:tcW w:type="dxa" w:w="2070"/>
             <w:vAlign w:val="center"/>
           </w:tcPr>
-          <w:p/>
+          <w:p>
+            <w:pPr>
+              <w:spacing w:before="0" w:after="0"/>
+              <w:jc w:val="left"/>
+            </w:pPr>
+            <w:r>
+              <w:rPr>
+                <w:color w:val="A9B0B8"/>
+                <w:sz w:val="16"/>
+              </w:rPr>
+              <w:t>예) 2023.05.</w:t>
+            </w:r>
+          </w:p>
         </w:tc>
         <w:tc>
           <w:tcPr>
@@ -440,7 +452,19 @@
             <w:tcW w:type="dxa" w:w="2760"/>
             <w:vAlign w:val="center"/>
           </w:tcPr>
-          <w:p/>
+          <w:p>
+            <w:pPr>
+              <w:spacing w:before="0" w:after="0"/>
+              <w:jc w:val="left"/>
+            </w:pPr>
+            <w:r>
+              <w:rPr>
+                <w:color w:val="A9B0B8"/>
+                <w:sz w:val="16"/>
+              </w:rPr>
+              <w:t>○○공단</w:t>
+            </w:r>
+          </w:p>
         </w:tc>
         <w:tc>
           <w:tcPr>
@@ -677,21 +701,57 @@
             <w:tcW w:type="dxa" w:w="2070"/>
             <w:vAlign w:val="center"/>
           </w:tcPr>
-          <w:p/>
+          <w:p>
+            <w:pPr>
+              <w:spacing w:before="0" w:after="0"/>
+              <w:jc w:val="left"/>
+            </w:pPr>
+            <w:r>
+              <w:rPr>
+                <w:color w:val="A9B0B8"/>
+                <w:sz w:val="16"/>
+              </w:rPr>
+              <w:t>예) 2022.03 ~ 2024.02</w:t>
+            </w:r>
+          </w:p>
         </w:tc>
         <w:tc>
           <w:tcPr>
             <w:tcW w:type="dxa" w:w="4140"/>
             <w:vAlign w:val="center"/>
           </w:tcPr>
-          <w:p/>
+          <w:p>
+            <w:pPr>
+              <w:spacing w:before="0" w:after="0"/>
+              <w:jc w:val="left"/>
+            </w:pPr>
+            <w:r>
+              <w:rPr>
+                <w:color w:val="A9B0B8"/>
+                <w:sz w:val="16"/>
+              </w:rPr>
+              <w:t>○○대학교</w:t>
+            </w:r>
+          </w:p>
         </w:tc>
         <w:tc>
           <w:tcPr>
             <w:tcW w:type="dxa" w:w="4140"/>
             <w:vAlign w:val="center"/>
           </w:tcPr>
-          <w:p/>
+          <w:p>
+            <w:pPr>
+              <w:spacing w:before="0" w:after="0"/>
+              <w:jc w:val="left"/>
+            </w:pPr>
+            <w:r>
+              <w:rPr>
+                <w:color w:val="A9B0B8"/>
+                <w:sz w:val="16"/>
+              </w:rPr>
+              <w:t>○○학과 (학점 3.8/4.5)</w:t>
+            </w:r>
+          </w:p>
         </w:tc>
       </w:tr>
       <w:tr>

--- a/public/fun/forms/이력서_치과위생사·치과행정_8_신입활동형.docx
+++ b/public/fun/forms/이력서_치과위생사·치과행정_8_신입활동형.docx
@@ -436,7 +436,7 @@
                 <w:color w:val="A9B0B8"/>
                 <w:sz w:val="16"/>
               </w:rPr>
-              <w:t>예) 2023.05.</w:t>
+              <w:t>예) ○○○○.○○.</w:t>
             </w:r>
           </w:p>
         </w:tc>
@@ -711,7 +711,7 @@
                 <w:color w:val="A9B0B8"/>
                 <w:sz w:val="16"/>
               </w:rPr>
-              <w:t>예) 2022.03 ~ 2024.02</w:t>
+              <w:t>예) ○○○○.○○ ~ ○○○○.○○</w:t>
             </w:r>
           </w:p>
         </w:tc>
@@ -730,7 +730,7 @@
                 <w:color w:val="A9B0B8"/>
                 <w:sz w:val="16"/>
               </w:rPr>
-              <w:t>○○대학교</w:t>
+              <w:t>학교명 입력</w:t>
             </w:r>
           </w:p>
         </w:tc>
@@ -749,7 +749,7 @@
                 <w:color w:val="A9B0B8"/>
                 <w:sz w:val="16"/>
               </w:rPr>
-              <w:t>○○학과 (학점 3.8/4.5)</w:t>
+              <w:t>○○학과 (학점 입력)</w:t>
             </w:r>
           </w:p>
         </w:tc>
@@ -2117,7 +2117,7 @@
                 <w:color w:val="4F6773"/>
                 <w:sz w:val="19"/>
               </w:rPr>
-              <w:t>2021~현재 · ○○치과 위생사 · 일 평균 스케일링 14건 · 정기 검진 안내로 재내원율 +12%</w:t>
+              <w:t>기간 입력 · ○○치과 위생사 · 일 평균 스케일링 14건 · 정기 검진 안내로 재내원율 +12%</w:t>
             </w:r>
           </w:p>
         </w:tc>
